--- a/reports/signals/docx/levanter-signal-teaser-2026-08-24.docx
+++ b/reports/signals/docx/levanter-signal-teaser-2026-08-24.docx
@@ -4,12 +4,12 @@
   <w:body>
     <w:p>
       <w:r>
-        <w:t>Most market commentary this week will tell you where prices are going. Here is what a model can actually tell you, and what it cannot.</w:t>
+        <w:t>Introducing the Levanter Signal, a new weekly newsletter. Honest market intelligence across crypto, foreign exchange and commodities, from the site that forecasts volatility and refuses to forecast direction. Free this week and next, then it moves to subscribers.</w:t>
       </w:r>
     </w:p>
     <w:p>
       <w:r>
-        <w:t>The week's Levanter Signal is out. The honest version:</w:t>
+        <w:t>Here is the first one, the honest version:</w:t>
       </w:r>
     </w:p>
     <w:p>
@@ -24,7 +24,7 @@
     </w:p>
     <w:p>
       <w:r>
-        <w:t>On the longer view, bitcoin is trading around 42 percent below its adoption-trend fair value.</w:t>
+        <w:t>On the longer view, bitcoin is trading around 42 percent below its network-value (adoption-model) fair value.</w:t>
       </w:r>
     </w:p>
     <w:p>
@@ -34,31 +34,24 @@
     </w:p>
     <w:p>
       <w:r>
+        <w:t>Which way any of it closes on Friday. On direction we backtest every class and show them all: crypto 49%, commodities 62% and FX not yet scored.</w:t>
+      </w:r>
+    </w:p>
+    <w:p>
+      <w:r>
+        <w:t>The crypto row is our biggest sample at 320 calls, and at 49 percent it sits right on the coin flip. That is the whole thesis. Commodities looks stronger at 62 percent, but it is 90 calls in a trending tape, not an edge. FX has no resolved calls yet. Read the rows, not the blend.</w:t>
+      </w:r>
+    </w:p>
+    <w:p>
+      <w:r>
         <w:t>That is the whole idea of Levanter. Forecast what is forecastable, say so plainly about the rest, and show the scorecard.</w:t>
       </w:r>
     </w:p>
     <w:p>
       <w:r>
-        <w:t xml:space="preserve">The daily, weekly and monthly reviews are free at </w:t>
+        <w:t xml:space="preserve">The Signal is free this week and next, then it moves to subscribers. Subscribe now to get it while it is free, and to keep it after: </w:t>
       </w:r>
       <w:hyperlink r:id="rId9">
-        <w:r>
-          <w:rPr>
-            <w:color w:val="1155CC"/>
-            <w:u w:val="single"/>
-          </w:rPr>
-          <w:t>levantermarkets.com</w:t>
-        </w:r>
-      </w:hyperlink>
-      <w:r>
-        <w:t>. The Signal and the alerts are for subscribers.</w:t>
-      </w:r>
-    </w:p>
-    <w:p>
-      <w:r>
-        <w:t xml:space="preserve">Read the full Signal: </w:t>
-      </w:r>
-      <w:hyperlink r:id="rId10">
         <w:r>
           <w:rPr>
             <w:color w:val="1155CC"/>

--- a/reports/signals/docx/levanter-signal-teaser-2026-08-24.docx
+++ b/reports/signals/docx/levanter-signal-teaser-2026-08-24.docx
@@ -4,7 +4,7 @@
   <w:body>
     <w:p>
       <w:r>
-        <w:t>Introducing the Levanter Signal, our new weekly newsletter.</w:t>
+        <w:t>The Levanter Signal, our weekly subscriber note.</w:t>
       </w:r>
     </w:p>
     <w:p>
@@ -14,12 +14,12 @@
     </w:p>
     <w:p>
       <w:r>
-        <w:t>It is free this week and next. After that, it moves to subscribers.</w:t>
+        <w:t>It is free while we build the list, and we will say so before that changes.</w:t>
       </w:r>
     </w:p>
     <w:p>
       <w:r>
-        <w:t>Here is the first Signal in one minute.</w:t>
+        <w:t>Here is this week's Signal in one minute.</w:t>
       </w:r>
     </w:p>
     <w:p>
@@ -34,7 +34,7 @@
     </w:p>
     <w:p>
       <w:r>
-        <w:t>On the longer view, bitcoin is trading about 42 percent below the fitted fair value produced by Levanter's adoption model. That is valuation context, not a price target or a prediction for Friday.</w:t>
+        <w:t>On the longer view, bitcoin is trading about 42 percent below the fair value produced by Levanter's long-run valuation fit, which models price against how long the network has existed. That is valuation context, not a price target or a prediction for Friday.</w:t>
       </w:r>
     </w:p>
     <w:p>
@@ -69,7 +69,7 @@
     </w:p>
     <w:p>
       <w:r>
-        <w:t>The Signal is free this week and next. Subscribe now to read the first issue and continue receiving it afterwards:</w:t>
+        <w:t>The Signal is free while we build the list. Subscribe now and you keep receiving it:</w:t>
       </w:r>
     </w:p>
     <w:p>

--- a/reports/signals/docx/levanter-signal-teaser-2026-08-24.docx
+++ b/reports/signals/docx/levanter-signal-teaser-2026-08-24.docx
@@ -4,7 +4,7 @@
   <w:body>
     <w:p>
       <w:r>
-        <w:t>The Levanter Signal, our weekly subscriber note.</w:t>
+        <w:t>Introducing the Levanter Signal, our new weekly newsletter.</w:t>
       </w:r>
     </w:p>
     <w:p>
@@ -19,7 +19,7 @@
     </w:p>
     <w:p>
       <w:r>
-        <w:t>Here is this week's Signal in one minute.</w:t>
+        <w:t>Here is the first Signal in one minute.</w:t>
       </w:r>
     </w:p>
     <w:p>
